--- a/backend/app/services/templates/medical_treatment_letter.docx
+++ b/backend/app/services/templates/medical_treatment_letter.docx
@@ -4,10 +4,9 @@
   <w:body>
     <w:p>
       <w:r>
-        <w:t>REQUEST FOR MEDICAL EXAMINATION / TREATMENT</w:t>
-      </w:r>
-    </w:p>
-    <w:p/>
+        <w:t>MEDICAL EXAMINATION / TREATMENT LETTER</w:t>
+      </w:r>
+    </w:p>
     <w:p/>
     <w:p>
       <w:r>
@@ -16,39 +15,52 @@
     </w:p>
     <w:p>
       <w:r>
-        <w:t>The Medical Officer,</w:t>
-      </w:r>
-    </w:p>
-    <w:p>
-      <w:r>
-        <w:t>{{</w:t>
+        <w:t xml:space="preserve">The Medical </w:t>
       </w:r>
       <w:proofErr w:type="spellStart"/>
       <w:r>
+        <w:t>Officer,</w:t>
+      </w:r>
+      <w:r>
+        <w:t>s</w:t>
+      </w:r>
+      <w:proofErr w:type="spellEnd"/>
+    </w:p>
+    <w:p>
+      <w:r>
+        <w:t xml:space="preserve">{{ </w:t>
+      </w:r>
+      <w:proofErr w:type="spellStart"/>
+      <w:r>
         <w:t>hospital_name</w:t>
       </w:r>
       <w:proofErr w:type="spellEnd"/>
       <w:r>
-        <w:t>}}</w:t>
-      </w:r>
-    </w:p>
-    <w:p/>
-    <w:p/>
-    <w:p>
-      <w:r>
-        <w:t>Subject: Request for Medical Examination/Treatment</w:t>
-      </w:r>
-    </w:p>
-    <w:p/>
-    <w:p/>
-    <w:p>
-      <w:r>
-        <w:t>Case Reference:</w:t>
-      </w:r>
-    </w:p>
-    <w:p>
-      <w:r>
-        <w:t>{{</w:t>
+        <w:t xml:space="preserve"> }}</w:t>
+      </w:r>
+    </w:p>
+    <w:p/>
+    <w:p>
+      <w:r>
+        <w:t>Subject: Request for Medical Examination</w:t>
+      </w:r>
+    </w:p>
+    <w:p/>
+    <w:p>
+      <w:r>
+        <w:t>Respected Sir/Madam,</w:t>
+      </w:r>
+    </w:p>
+    <w:p/>
+    <w:p>
+      <w:r>
+        <w:t>Kindly conduct the medical examination/treatment of the following person in connection with a police complaint.</w:t>
+      </w:r>
+    </w:p>
+    <w:p/>
+    <w:p>
+      <w:r>
+        <w:t xml:space="preserve">Complaint ID: {{ </w:t>
       </w:r>
       <w:proofErr w:type="spellStart"/>
       <w:r>
@@ -56,25 +68,13 @@
       </w:r>
       <w:proofErr w:type="spellEnd"/>
       <w:r>
-        <w:t>}}</w:t>
-      </w:r>
-    </w:p>
-    <w:p/>
-    <w:p/>
-    <w:p>
-      <w:r>
-        <w:t>Patient Details:</w:t>
-      </w:r>
-    </w:p>
-    <w:p/>
-    <w:p>
-      <w:r>
-        <w:t>Name:</w:t>
-      </w:r>
-    </w:p>
-    <w:p>
-      <w:r>
-        <w:t>{{</w:t>
+        <w:t xml:space="preserve"> }}</w:t>
+      </w:r>
+    </w:p>
+    <w:p/>
+    <w:p>
+      <w:r>
+        <w:t xml:space="preserve">Patient Name: {{ </w:t>
       </w:r>
       <w:proofErr w:type="spellStart"/>
       <w:r>
@@ -82,63 +82,41 @@
       </w:r>
       <w:proofErr w:type="spellEnd"/>
       <w:r>
-        <w:t>}}</w:t>
-      </w:r>
-    </w:p>
-    <w:p/>
-    <w:p>
-      <w:r>
-        <w:t>Age:</w:t>
-      </w:r>
-    </w:p>
-    <w:p>
-      <w:r>
-        <w:t>{{</w:t>
+        <w:t xml:space="preserve"> }}</w:t>
+      </w:r>
+    </w:p>
+    <w:p/>
+    <w:p>
+      <w:r>
+        <w:t xml:space="preserve">Crime Type: {{ </w:t>
       </w:r>
       <w:proofErr w:type="spellStart"/>
       <w:r>
-        <w:t>patient_age</w:t>
+        <w:t>crime_type</w:t>
       </w:r>
       <w:proofErr w:type="spellEnd"/>
       <w:r>
-        <w:t>}}</w:t>
-      </w:r>
-    </w:p>
-    <w:p/>
-    <w:p>
-      <w:r>
-        <w:t>Gender:</w:t>
-      </w:r>
-    </w:p>
-    <w:p>
-      <w:r>
-        <w:t>{{</w:t>
+        <w:t xml:space="preserve"> }}</w:t>
+      </w:r>
+    </w:p>
+    <w:p/>
+    <w:p>
+      <w:r>
+        <w:t xml:space="preserve">Incident Location: {{ </w:t>
       </w:r>
       <w:proofErr w:type="spellStart"/>
       <w:r>
-        <w:t>patient_gender</w:t>
+        <w:t>incident_location</w:t>
       </w:r>
       <w:proofErr w:type="spellEnd"/>
       <w:r>
-        <w:t>}}</w:t>
-      </w:r>
-    </w:p>
-    <w:p/>
-    <w:p/>
-    <w:p>
-      <w:r>
-        <w:t>Incident Details:</w:t>
-      </w:r>
-    </w:p>
-    <w:p/>
-    <w:p>
-      <w:r>
-        <w:t>Date:</w:t>
-      </w:r>
-    </w:p>
-    <w:p>
-      <w:r>
-        <w:t>{{</w:t>
+        <w:t xml:space="preserve"> }}</w:t>
+      </w:r>
+    </w:p>
+    <w:p/>
+    <w:p>
+      <w:r>
+        <w:t xml:space="preserve">Complaint Date: {{ </w:t>
       </w:r>
       <w:proofErr w:type="spellStart"/>
       <w:r>
@@ -146,143 +124,86 @@
       </w:r>
       <w:proofErr w:type="spellEnd"/>
       <w:r>
-        <w:t>}}</w:t>
-      </w:r>
-    </w:p>
-    <w:p/>
-    <w:p>
-      <w:r>
-        <w:t>Location:</w:t>
-      </w:r>
-    </w:p>
-    <w:p>
-      <w:r>
-        <w:t>{{</w:t>
+        <w:t xml:space="preserve"> }}</w:t>
+      </w:r>
+    </w:p>
+    <w:p/>
+    <w:p>
+      <w:r>
+        <w:t>Complaint Description:</w:t>
+      </w:r>
+    </w:p>
+    <w:p>
+      <w:r>
+        <w:t xml:space="preserve">{{ </w:t>
       </w:r>
       <w:proofErr w:type="spellStart"/>
       <w:r>
-        <w:t>incident_location</w:t>
+        <w:t>injury_description</w:t>
       </w:r>
       <w:proofErr w:type="spellEnd"/>
       <w:r>
-        <w:t>}}</w:t>
-      </w:r>
-    </w:p>
-    <w:p/>
-    <w:p/>
-    <w:p>
-      <w:r>
-        <w:t>Nature of Complaint/Injury:</w:t>
-      </w:r>
-    </w:p>
-    <w:p/>
-    <w:p>
-      <w:r>
-        <w:t>{{</w:t>
+        <w:t xml:space="preserve"> }}</w:t>
+      </w:r>
+    </w:p>
+    <w:p/>
+    <w:p>
+      <w:r>
+        <w:t>Please examine the patient and provide the Medical Examination Report (MLC) along with your findings at the earliest for investigation purposes.</w:t>
+      </w:r>
+    </w:p>
+    <w:p/>
+    <w:p>
+      <w:r>
+        <w:t>Thank you.</w:t>
+      </w:r>
+    </w:p>
+    <w:p/>
+    <w:p>
+      <w:r>
+        <w:t>Yours faithfully,</w:t>
+      </w:r>
+    </w:p>
+    <w:p/>
+    <w:p>
+      <w:r>
+        <w:t xml:space="preserve">Officer Name: {{ </w:t>
       </w:r>
       <w:proofErr w:type="spellStart"/>
       <w:r>
-        <w:t>injury_description</w:t>
+        <w:t>officer_name</w:t>
       </w:r>
       <w:proofErr w:type="spellEnd"/>
       <w:r>
-        <w:t>}}</w:t>
-      </w:r>
-    </w:p>
-    <w:p/>
-    <w:p/>
-    <w:p>
-      <w:r>
-        <w:t xml:space="preserve">The </w:t>
-      </w:r>
-      <w:proofErr w:type="gramStart"/>
-      <w:r>
-        <w:t>above mentioned</w:t>
-      </w:r>
-      <w:proofErr w:type="gramEnd"/>
-      <w:r>
-        <w:t xml:space="preserve"> person is requested to be examined</w:t>
-      </w:r>
-    </w:p>
-    <w:p>
-      <w:r>
-        <w:t>and treated as per medical guidelines.</w:t>
-      </w:r>
-    </w:p>
-    <w:p/>
-    <w:p/>
-    <w:p>
-      <w:r>
-        <w:t>Investigating Officer:</w:t>
-      </w:r>
-    </w:p>
-    <w:p/>
-    <w:p>
-      <w:r>
-        <w:t>Name:</w:t>
-      </w:r>
-    </w:p>
-    <w:p>
-      <w:r>
-        <w:t>{{</w:t>
+        <w:t xml:space="preserve"> }}</w:t>
+      </w:r>
+    </w:p>
+    <w:p/>
+    <w:p>
+      <w:r>
+        <w:t xml:space="preserve">Rank: {{ </w:t>
       </w:r>
       <w:proofErr w:type="spellStart"/>
       <w:r>
-        <w:t>officer_name</w:t>
+        <w:t>officer_rank</w:t>
       </w:r>
       <w:proofErr w:type="spellEnd"/>
       <w:r>
-        <w:t>}}</w:t>
-      </w:r>
-    </w:p>
-    <w:p/>
-    <w:p>
-      <w:r>
-        <w:t>Rank:</w:t>
-      </w:r>
-    </w:p>
-    <w:p>
-      <w:r>
-        <w:t>{{</w:t>
+        <w:t xml:space="preserve"> }}</w:t>
+      </w:r>
+    </w:p>
+    <w:p/>
+    <w:p>
+      <w:r>
+        <w:t xml:space="preserve">Police Station: {{ </w:t>
       </w:r>
       <w:proofErr w:type="spellStart"/>
       <w:r>
-        <w:t>officer_rank</w:t>
+        <w:t>police_station</w:t>
       </w:r>
       <w:proofErr w:type="spellEnd"/>
       <w:r>
-        <w:t>}}</w:t>
-      </w:r>
-    </w:p>
-    <w:p/>
-    <w:p>
-      <w:r>
-        <w:t>Police Station:</w:t>
-      </w:r>
-    </w:p>
-    <w:p>
-      <w:r>
-        <w:t>{{</w:t>
-      </w:r>
-      <w:proofErr w:type="spellStart"/>
-      <w:r>
-        <w:t>police_station</w:t>
-      </w:r>
-      <w:proofErr w:type="spellEnd"/>
-      <w:r>
-        <w:t>}}</w:t>
-      </w:r>
-    </w:p>
-    <w:p/>
-    <w:p/>
-    <w:p>
-      <w:r>
-        <w:t>Signature:</w:t>
-      </w:r>
-    </w:p>
-    <w:p>
-      <w:r>
-        <w:t>____________</w:t>
+        <w:t xml:space="preserve"> }}</w:t>
       </w:r>
     </w:p>
     <w:sectPr>
@@ -898,6 +819,7 @@
   <w:style w:type="character" w:default="1" w:styleId="DefaultParagraphFont">
     <w:name w:val="Default Paragraph Font"/>
     <w:uiPriority w:val="1"/>
+    <w:semiHidden/>
     <w:unhideWhenUsed/>
   </w:style>
   <w:style w:type="table" w:default="1" w:styleId="TableNormal">

--- a/backend/app/services/templates/medical_treatment_letter.docx
+++ b/backend/app/services/templates/medical_treatment_letter.docx
@@ -4,206 +4,123 @@
   <w:body>
     <w:p>
       <w:r>
-        <w:t>MEDICAL EXAMINATION / TREATMENT LETTER</w:t>
+        <w:t>OFFICE OF THE POLICE STATION, [POLICE STATION NAME]</w:t>
+      </w:r>
+    </w:p>
+    <w:p>
+      <w:r>
+        <w:t>AHMEDABAD CITY POLICE</w:t>
       </w:r>
     </w:p>
     <w:p/>
     <w:p>
       <w:r>
+        <w:t>Outward No: [_________]/[Year]                              Date: [DD/MM/YYYY]</w:t>
+      </w:r>
+    </w:p>
+    <w:p/>
+    <w:p>
+      <w:r>
         <w:t>To,</w:t>
       </w:r>
     </w:p>
     <w:p>
       <w:r>
-        <w:t xml:space="preserve">The Medical </w:t>
+        <w:t>The Medical Superintendent / Casualty Medical Officer (CMO),</w:t>
+      </w:r>
+    </w:p>
+    <w:p>
+      <w:r>
+        <w:t xml:space="preserve">[e.g., Civil Hospital, </w:t>
       </w:r>
       <w:proofErr w:type="spellStart"/>
       <w:r>
-        <w:t>Officer,</w:t>
-      </w:r>
-      <w:r>
-        <w:t>s</w:t>
+        <w:t>Asarwa</w:t>
       </w:r>
       <w:proofErr w:type="spellEnd"/>
-    </w:p>
-    <w:p>
-      <w:r>
-        <w:t xml:space="preserve">{{ </w:t>
-      </w:r>
-      <w:proofErr w:type="spellStart"/>
-      <w:r>
-        <w:t>hospital_name</w:t>
-      </w:r>
-      <w:proofErr w:type="spellEnd"/>
-      <w:r>
-        <w:t xml:space="preserve"> }}</w:t>
+      <w:r>
+        <w:t xml:space="preserve"> / LG Hospital], Ahmedabad.</w:t>
       </w:r>
     </w:p>
     <w:p/>
     <w:p>
       <w:r>
-        <w:t>Subject: Request for Medical Examination</w:t>
+        <w:t>Subject: Requisition for Medical Examination / Treatment of Accused/Victim.</w:t>
       </w:r>
     </w:p>
     <w:p/>
     <w:p>
       <w:r>
-        <w:t>Respected Sir/Madam,</w:t>
+        <w:t>Sir/Madam,</w:t>
+      </w:r>
+    </w:p>
+    <w:p>
+      <w:r>
+        <w:t>You are requested to conduct a thorough medical evaluation and provide necessary treatment to the individual escorted herewith:</w:t>
       </w:r>
     </w:p>
     <w:p/>
     <w:p>
       <w:r>
-        <w:t>Kindly conduct the medical examination/treatment of the following person in connection with a police complaint.</w:t>
+        <w:t>1. Name of Person: [___________________________]</w:t>
+      </w:r>
+    </w:p>
+    <w:p>
+      <w:r>
+        <w:t>2. Age / Gender: [____] / [M/F]</w:t>
+      </w:r>
+    </w:p>
+    <w:p>
+      <w:r>
+        <w:t>3. Legal Status: [Accused under Custody / Complainant / Injured Victim]</w:t>
+      </w:r>
+    </w:p>
+    <w:p>
+      <w:r>
+        <w:t>4. Associated Case Ref: FIR No. [_______]/[Year] under Section [_________] BNS</w:t>
+      </w:r>
+    </w:p>
+    <w:p>
+      <w:r>
+        <w:t>5. Visible Injuries/Complaints: [Briefly list visible trauma or physical distress]</w:t>
       </w:r>
     </w:p>
     <w:p/>
     <w:p>
       <w:r>
-        <w:t xml:space="preserve">Complaint ID: {{ </w:t>
-      </w:r>
-      <w:proofErr w:type="spellStart"/>
-      <w:r>
-        <w:t>case_id</w:t>
-      </w:r>
-      <w:proofErr w:type="spellEnd"/>
-      <w:r>
-        <w:t xml:space="preserve"> }}</w:t>
+        <w:t>Please provide a detailed Medical Fitness Certificate/Injury Report indicating:</w:t>
+      </w:r>
+    </w:p>
+    <w:p>
+      <w:r>
+        <w:t>a) Nature of injuries (Simple/Grievous) and weapon/cause type.</w:t>
+      </w:r>
+    </w:p>
+    <w:p>
+      <w:r>
+        <w:t>b) Mental and physical fitness status for subsequent police/judicial custody interrogation.</w:t>
       </w:r>
     </w:p>
     <w:p/>
     <w:p>
       <w:r>
-        <w:t xml:space="preserve">Patient Name: {{ </w:t>
-      </w:r>
-      <w:proofErr w:type="spellStart"/>
-      <w:r>
-        <w:t>patient_name</w:t>
-      </w:r>
-      <w:proofErr w:type="spellEnd"/>
-      <w:r>
-        <w:t xml:space="preserve"> }}</w:t>
+        <w:t>Escorting Officer Details: [Name &amp; Buckle No. of PC/HC]</w:t>
       </w:r>
     </w:p>
     <w:p/>
     <w:p>
       <w:r>
-        <w:t xml:space="preserve">Crime Type: {{ </w:t>
-      </w:r>
-      <w:proofErr w:type="spellStart"/>
-      <w:r>
-        <w:t>crime_type</w:t>
-      </w:r>
-      <w:proofErr w:type="spellEnd"/>
-      <w:r>
-        <w:t xml:space="preserve"> }}</w:t>
-      </w:r>
-    </w:p>
-    <w:p/>
-    <w:p>
-      <w:r>
-        <w:t xml:space="preserve">Incident Location: {{ </w:t>
-      </w:r>
-      <w:proofErr w:type="spellStart"/>
-      <w:r>
-        <w:t>incident_location</w:t>
-      </w:r>
-      <w:proofErr w:type="spellEnd"/>
-      <w:r>
-        <w:t xml:space="preserve"> }}</w:t>
-      </w:r>
-    </w:p>
-    <w:p/>
-    <w:p>
-      <w:r>
-        <w:t xml:space="preserve">Complaint Date: {{ </w:t>
-      </w:r>
-      <w:proofErr w:type="spellStart"/>
-      <w:r>
-        <w:t>incident_date</w:t>
-      </w:r>
-      <w:proofErr w:type="spellEnd"/>
-      <w:r>
-        <w:t xml:space="preserve"> }}</w:t>
-      </w:r>
-    </w:p>
-    <w:p/>
-    <w:p>
-      <w:r>
-        <w:t>Complaint Description:</w:t>
-      </w:r>
-    </w:p>
-    <w:p>
-      <w:r>
-        <w:t xml:space="preserve">{{ </w:t>
-      </w:r>
-      <w:proofErr w:type="spellStart"/>
-      <w:r>
-        <w:t>injury_description</w:t>
-      </w:r>
-      <w:proofErr w:type="spellEnd"/>
-      <w:r>
-        <w:t xml:space="preserve"> }}</w:t>
-      </w:r>
-    </w:p>
-    <w:p/>
-    <w:p>
-      <w:r>
-        <w:t>Please examine the patient and provide the Medical Examination Report (MLC) along with your findings at the earliest for investigation purposes.</w:t>
-      </w:r>
-    </w:p>
-    <w:p/>
-    <w:p>
-      <w:r>
-        <w:t>Thank you.</w:t>
-      </w:r>
-    </w:p>
-    <w:p/>
-    <w:p>
-      <w:r>
-        <w:t>Yours faithfully,</w:t>
-      </w:r>
-    </w:p>
-    <w:p/>
-    <w:p>
-      <w:r>
-        <w:t xml:space="preserve">Officer Name: {{ </w:t>
-      </w:r>
-      <w:proofErr w:type="spellStart"/>
-      <w:r>
-        <w:t>officer_name</w:t>
-      </w:r>
-      <w:proofErr w:type="spellEnd"/>
-      <w:r>
-        <w:t xml:space="preserve"> }}</w:t>
-      </w:r>
-    </w:p>
-    <w:p/>
-    <w:p>
-      <w:r>
-        <w:t xml:space="preserve">Rank: {{ </w:t>
-      </w:r>
-      <w:proofErr w:type="spellStart"/>
-      <w:r>
-        <w:t>officer_rank</w:t>
-      </w:r>
-      <w:proofErr w:type="spellEnd"/>
-      <w:r>
-        <w:t xml:space="preserve"> }}</w:t>
-      </w:r>
-    </w:p>
-    <w:p/>
-    <w:p>
-      <w:r>
-        <w:t xml:space="preserve">Police Station: {{ </w:t>
-      </w:r>
-      <w:proofErr w:type="spellStart"/>
-      <w:r>
-        <w:t>police_station</w:t>
-      </w:r>
-      <w:proofErr w:type="spellEnd"/>
-      <w:r>
-        <w:t xml:space="preserve"> }}</w:t>
+        <w:t>Signature: __________________________</w:t>
+      </w:r>
+    </w:p>
+    <w:p>
+      <w:r>
+        <w:t>Police Station In-Charge / Inspector</w:t>
+      </w:r>
+    </w:p>
+    <w:p>
+      <w:r>
+        <w:t>[Seal of Ahmedabad Police Station]</w:t>
       </w:r>
     </w:p>
     <w:sectPr>
